--- a/DAY-4/Lab Exercise - Handlers in Ansible Playbooks.docx
+++ b/DAY-4/Lab Exercise - Handlers in Ansible Playbooks.docx
@@ -188,21 +188,12 @@
           <w:color w:val="000000" w:themeColor="text1"/>
         </w:rPr>
       </w:pPr>
-      <w:proofErr w:type="spellStart"/>
-      <w:r>
-        <w:rPr>
-          <w:rFonts w:ascii="Georgia" w:eastAsia="Georgia Pro" w:hAnsi="Georgia" w:cs="Georgia Pro"/>
-          <w:color w:val="000000" w:themeColor="text1"/>
-        </w:rPr>
-        <w:t>mkdir</w:t>
-      </w:r>
-      <w:proofErr w:type="spellEnd"/>
-      <w:r>
-        <w:rPr>
-          <w:rFonts w:ascii="Georgia" w:eastAsia="Georgia Pro" w:hAnsi="Georgia" w:cs="Georgia Pro"/>
-          <w:color w:val="000000" w:themeColor="text1"/>
-        </w:rPr>
-        <w:t xml:space="preserve"> ansible-multi-handler-lab</w:t>
+      <w:r>
+        <w:rPr>
+          <w:rFonts w:ascii="Georgia" w:eastAsia="Georgia Pro" w:hAnsi="Georgia" w:cs="Georgia Pro"/>
+          <w:color w:val="000000" w:themeColor="text1"/>
+        </w:rPr>
+        <w:t>mkdir ansible-multi-handler-lab</w:t>
       </w:r>
     </w:p>
     <w:p>
@@ -290,33 +281,8 @@
           <w:rFonts w:ascii="Georgia" w:eastAsia="Georgia Pro" w:hAnsi="Georgia" w:cs="Georgia Pro"/>
           <w:color w:val="000000" w:themeColor="text1"/>
         </w:rPr>
-        <w:t xml:space="preserve">nano </w:t>
-      </w:r>
-      <w:proofErr w:type="spellStart"/>
-      <w:r>
-        <w:rPr>
-          <w:rFonts w:ascii="Georgia" w:eastAsia="Georgia Pro" w:hAnsi="Georgia" w:cs="Georgia Pro"/>
-          <w:color w:val="000000" w:themeColor="text1"/>
-        </w:rPr>
-        <w:t>apache</w:t>
-      </w:r>
-      <w:proofErr w:type="spellEnd"/>
-      <w:r>
-        <w:rPr>
-          <w:rFonts w:ascii="Georgia" w:eastAsia="Georgia Pro" w:hAnsi="Georgia" w:cs="Georgia Pro"/>
-          <w:color w:val="000000" w:themeColor="text1"/>
-        </w:rPr>
-        <w:t>-multi-</w:t>
-      </w:r>
-      <w:proofErr w:type="spellStart"/>
-      <w:r>
-        <w:rPr>
-          <w:rFonts w:ascii="Georgia" w:eastAsia="Georgia Pro" w:hAnsi="Georgia" w:cs="Georgia Pro"/>
-          <w:color w:val="000000" w:themeColor="text1"/>
-        </w:rPr>
-        <w:t>handler.yml</w:t>
-      </w:r>
-      <w:proofErr w:type="spellEnd"/>
+        <w:t>nano apache-multi-handler.yml</w:t>
+      </w:r>
     </w:p>
     <w:p>
       <w:pPr>
@@ -408,10 +374,12 @@
       </w:r>
       <w:r>
         <w:rPr>
-          <w:rFonts w:ascii="Georgia" w:eastAsia="Georgia Pro" w:hAnsi="Georgia" w:cs="Georgia Pro"/>
-          <w:color w:val="000000" w:themeColor="text1"/>
-        </w:rPr>
-        <w:t>webservers</w:t>
+          <w:rFonts w:ascii="Calibri" w:hAnsi="Calibri" w:cs="Calibri"/>
+          <w:b/>
+          <w:bCs/>
+          <w:color w:val="404040" w:themeColor="text1" w:themeTint="BF"/>
+        </w:rPr>
+        <w:t>dbservers</w:t>
       </w:r>
     </w:p>
     <w:p>
@@ -459,23 +427,7 @@
           <w:rFonts w:ascii="Georgia" w:eastAsia="Georgia Pro" w:hAnsi="Georgia" w:cs="Georgia Pro"/>
           <w:color w:val="000000" w:themeColor="text1"/>
         </w:rPr>
-        <w:t xml:space="preserve">  </w:t>
-      </w:r>
-      <w:proofErr w:type="spellStart"/>
-      <w:r>
-        <w:rPr>
-          <w:rFonts w:ascii="Georgia" w:eastAsia="Georgia Pro" w:hAnsi="Georgia" w:cs="Georgia Pro"/>
-          <w:color w:val="000000" w:themeColor="text1"/>
-        </w:rPr>
-        <w:t>gather_facts</w:t>
-      </w:r>
-      <w:proofErr w:type="spellEnd"/>
-      <w:r>
-        <w:rPr>
-          <w:rFonts w:ascii="Georgia" w:eastAsia="Georgia Pro" w:hAnsi="Georgia" w:cs="Georgia Pro"/>
-          <w:color w:val="000000" w:themeColor="text1"/>
-        </w:rPr>
-        <w:t>: no</w:t>
+        <w:t xml:space="preserve">  gather_facts: no</w:t>
       </w:r>
     </w:p>
     <w:p>
@@ -620,23 +572,7 @@
           <w:rFonts w:ascii="Georgia" w:eastAsia="Georgia Pro" w:hAnsi="Georgia" w:cs="Georgia Pro"/>
           <w:color w:val="000000" w:themeColor="text1"/>
         </w:rPr>
-        <w:t xml:space="preserve">        </w:t>
-      </w:r>
-      <w:proofErr w:type="spellStart"/>
-      <w:r>
-        <w:rPr>
-          <w:rFonts w:ascii="Georgia" w:eastAsia="Georgia Pro" w:hAnsi="Georgia" w:cs="Georgia Pro"/>
-          <w:color w:val="000000" w:themeColor="text1"/>
-        </w:rPr>
-        <w:t>update_cache</w:t>
-      </w:r>
-      <w:proofErr w:type="spellEnd"/>
-      <w:r>
-        <w:rPr>
-          <w:rFonts w:ascii="Georgia" w:eastAsia="Georgia Pro" w:hAnsi="Georgia" w:cs="Georgia Pro"/>
-          <w:color w:val="000000" w:themeColor="text1"/>
-        </w:rPr>
-        <w:t>: yes</w:t>
+        <w:t xml:space="preserve">        update_cache: yes</w:t>
       </w:r>
     </w:p>
     <w:p>
@@ -725,23 +661,7 @@
           <w:rFonts w:ascii="Georgia" w:eastAsia="Georgia Pro" w:hAnsi="Georgia" w:cs="Georgia Pro"/>
           <w:color w:val="000000" w:themeColor="text1"/>
         </w:rPr>
-        <w:t xml:space="preserve">        </w:t>
-      </w:r>
-      <w:proofErr w:type="spellStart"/>
-      <w:r>
-        <w:rPr>
-          <w:rFonts w:ascii="Georgia" w:eastAsia="Georgia Pro" w:hAnsi="Georgia" w:cs="Georgia Pro"/>
-          <w:color w:val="000000" w:themeColor="text1"/>
-        </w:rPr>
-        <w:t>dest</w:t>
-      </w:r>
-      <w:proofErr w:type="spellEnd"/>
-      <w:r>
-        <w:rPr>
-          <w:rFonts w:ascii="Georgia" w:eastAsia="Georgia Pro" w:hAnsi="Georgia" w:cs="Georgia Pro"/>
-          <w:color w:val="000000" w:themeColor="text1"/>
-        </w:rPr>
-        <w:t>: /var/www/html/index.html</w:t>
+        <w:t xml:space="preserve">        dest: /var/www/html/index.html</w:t>
       </w:r>
     </w:p>
     <w:p>
@@ -813,67 +733,115 @@
           <w:rFonts w:ascii="Georgia" w:eastAsia="Georgia Pro" w:hAnsi="Georgia" w:cs="Georgia Pro"/>
           <w:color w:val="000000" w:themeColor="text1"/>
         </w:rPr>
-        <w:t xml:space="preserve">        - restart </w:t>
-      </w:r>
-      <w:proofErr w:type="spellStart"/>
-      <w:r>
-        <w:rPr>
-          <w:rFonts w:ascii="Georgia" w:eastAsia="Georgia Pro" w:hAnsi="Georgia" w:cs="Georgia Pro"/>
-          <w:color w:val="000000" w:themeColor="text1"/>
-        </w:rPr>
-        <w:t>apache</w:t>
-      </w:r>
-      <w:proofErr w:type="spellEnd"/>
-    </w:p>
-    <w:p>
-      <w:pPr>
-        <w:pBdr>
-          <w:top w:val="single" w:sz="4" w:space="1" w:color="auto"/>
-          <w:left w:val="single" w:sz="4" w:space="1" w:color="auto"/>
-          <w:bottom w:val="single" w:sz="4" w:space="1" w:color="auto"/>
-          <w:right w:val="single" w:sz="4" w:space="1" w:color="auto"/>
-        </w:pBdr>
-        <w:shd w:val="clear" w:color="auto" w:fill="F2F2F2" w:themeFill="background1" w:themeFillShade="F2"/>
-        <w:spacing w:after="0" w:line="360" w:lineRule="auto"/>
-        <w:jc w:val="both"/>
-        <w:rPr>
-          <w:rFonts w:ascii="Georgia" w:eastAsia="Georgia Pro" w:hAnsi="Georgia" w:cs="Georgia Pro"/>
-          <w:color w:val="000000" w:themeColor="text1"/>
-        </w:rPr>
-      </w:pPr>
-      <w:r>
-        <w:rPr>
-          <w:rFonts w:ascii="Georgia" w:eastAsia="Georgia Pro" w:hAnsi="Georgia" w:cs="Georgia Pro"/>
-          <w:color w:val="000000" w:themeColor="text1"/>
-        </w:rPr>
-        <w:t xml:space="preserve">        - reload </w:t>
-      </w:r>
-      <w:proofErr w:type="spellStart"/>
-      <w:r>
-        <w:rPr>
-          <w:rFonts w:ascii="Georgia" w:eastAsia="Georgia Pro" w:hAnsi="Georgia" w:cs="Georgia Pro"/>
-          <w:color w:val="000000" w:themeColor="text1"/>
-        </w:rPr>
-        <w:t>apache</w:t>
-      </w:r>
-      <w:proofErr w:type="spellEnd"/>
-    </w:p>
-    <w:p>
-      <w:pPr>
-        <w:pBdr>
-          <w:top w:val="single" w:sz="4" w:space="1" w:color="auto"/>
-          <w:left w:val="single" w:sz="4" w:space="1" w:color="auto"/>
-          <w:bottom w:val="single" w:sz="4" w:space="1" w:color="auto"/>
-          <w:right w:val="single" w:sz="4" w:space="1" w:color="auto"/>
-        </w:pBdr>
-        <w:shd w:val="clear" w:color="auto" w:fill="F2F2F2" w:themeFill="background1" w:themeFillShade="F2"/>
-        <w:spacing w:after="0" w:line="360" w:lineRule="auto"/>
-        <w:jc w:val="both"/>
-        <w:rPr>
-          <w:rFonts w:ascii="Georgia" w:eastAsia="Georgia Pro" w:hAnsi="Georgia" w:cs="Georgia Pro"/>
-          <w:color w:val="000000" w:themeColor="text1"/>
-        </w:rPr>
-      </w:pPr>
+        <w:t xml:space="preserve">        - restart apache</w:t>
+      </w:r>
+    </w:p>
+    <w:p>
+      <w:pPr>
+        <w:pBdr>
+          <w:top w:val="single" w:sz="4" w:space="1" w:color="auto"/>
+          <w:left w:val="single" w:sz="4" w:space="1" w:color="auto"/>
+          <w:bottom w:val="single" w:sz="4" w:space="1" w:color="auto"/>
+          <w:right w:val="single" w:sz="4" w:space="1" w:color="auto"/>
+        </w:pBdr>
+        <w:shd w:val="clear" w:color="auto" w:fill="F2F2F2" w:themeFill="background1" w:themeFillShade="F2"/>
+        <w:spacing w:after="0" w:line="360" w:lineRule="auto"/>
+        <w:jc w:val="both"/>
+        <w:rPr>
+          <w:rFonts w:ascii="Georgia" w:eastAsia="Georgia Pro" w:hAnsi="Georgia" w:cs="Georgia Pro"/>
+          <w:color w:val="000000" w:themeColor="text1"/>
+        </w:rPr>
+      </w:pPr>
+      <w:r>
+        <w:rPr>
+          <w:rFonts w:ascii="Georgia" w:eastAsia="Georgia Pro" w:hAnsi="Georgia" w:cs="Georgia Pro"/>
+          <w:color w:val="000000" w:themeColor="text1"/>
+        </w:rPr>
+        <w:t xml:space="preserve">        - reload apache</w:t>
+      </w:r>
+    </w:p>
+    <w:p>
+      <w:pPr>
+        <w:pBdr>
+          <w:top w:val="single" w:sz="4" w:space="1" w:color="auto"/>
+          <w:left w:val="single" w:sz="4" w:space="1" w:color="auto"/>
+          <w:bottom w:val="single" w:sz="4" w:space="1" w:color="auto"/>
+          <w:right w:val="single" w:sz="4" w:space="1" w:color="auto"/>
+        </w:pBdr>
+        <w:shd w:val="clear" w:color="auto" w:fill="F2F2F2" w:themeFill="background1" w:themeFillShade="F2"/>
+        <w:spacing w:after="0" w:line="360" w:lineRule="auto"/>
+        <w:jc w:val="both"/>
+        <w:rPr>
+          <w:rFonts w:ascii="Georgia" w:eastAsia="Georgia Pro" w:hAnsi="Georgia" w:cs="Georgia Pro"/>
+          <w:color w:val="000000" w:themeColor="text1"/>
+        </w:rPr>
+      </w:pPr>
+      <w:r>
+        <w:rPr>
+          <w:rFonts w:ascii="Georgia" w:eastAsia="Georgia Pro" w:hAnsi="Georgia" w:cs="Georgia Pro"/>
+          <w:noProof/>
+          <w:color w:val="000000" w:themeColor="text1"/>
+        </w:rPr>
+        <mc:AlternateContent>
+          <mc:Choice Requires="wpi">
+            <w:drawing>
+              <wp:anchor distT="0" distB="0" distL="114300" distR="114300" simplePos="0" relativeHeight="251659264" behindDoc="0" locked="0" layoutInCell="1" allowOverlap="1" wp14:anchorId="219FAB4E" wp14:editId="0B933998">
+                <wp:simplePos x="0" y="0"/>
+                <wp:positionH relativeFrom="column">
+                  <wp:posOffset>-610870</wp:posOffset>
+                </wp:positionH>
+                <wp:positionV relativeFrom="paragraph">
+                  <wp:posOffset>113876</wp:posOffset>
+                </wp:positionV>
+                <wp:extent cx="17640" cy="360"/>
+                <wp:effectExtent l="38100" t="38100" r="40005" b="38100"/>
+                <wp:wrapNone/>
+                <wp:docPr id="1890623883" name="Ink 1"/>
+                <wp:cNvGraphicFramePr/>
+                <a:graphic xmlns:a="http://schemas.openxmlformats.org/drawingml/2006/main">
+                  <a:graphicData uri="http://schemas.microsoft.com/office/word/2010/wordprocessingInk">
+                    <w14:contentPart bwMode="auto" r:id="rId4">
+                      <w14:nvContentPartPr>
+                        <w14:cNvContentPartPr/>
+                      </w14:nvContentPartPr>
+                      <w14:xfrm>
+                        <a:off x="0" y="0"/>
+                        <a:ext cx="17640" cy="360"/>
+                      </w14:xfrm>
+                    </w14:contentPart>
+                  </a:graphicData>
+                </a:graphic>
+              </wp:anchor>
+            </w:drawing>
+          </mc:Choice>
+          <mc:Fallback>
+            <w:pict>
+              <v:shapetype w14:anchorId="028F0319" id="_x0000_t75" coordsize="21600,21600" o:spt="75" o:preferrelative="t" path="m@4@5l@4@11@9@11@9@5xe" filled="f" stroked="f">
+                <v:stroke joinstyle="miter"/>
+                <v:formulas>
+                  <v:f eqn="if lineDrawn pixelLineWidth 0"/>
+                  <v:f eqn="sum @0 1 0"/>
+                  <v:f eqn="sum 0 0 @1"/>
+                  <v:f eqn="prod @2 1 2"/>
+                  <v:f eqn="prod @3 21600 pixelWidth"/>
+                  <v:f eqn="prod @3 21600 pixelHeight"/>
+                  <v:f eqn="sum @0 0 1"/>
+                  <v:f eqn="prod @6 1 2"/>
+                  <v:f eqn="prod @7 21600 pixelWidth"/>
+                  <v:f eqn="sum @8 21600 0"/>
+                  <v:f eqn="prod @7 21600 pixelHeight"/>
+                  <v:f eqn="sum @10 21600 0"/>
+                </v:formulas>
+                <v:path o:extrusionok="f" gradientshapeok="t" o:connecttype="rect"/>
+                <o:lock v:ext="edit" aspectratio="t"/>
+              </v:shapetype>
+              <v:shape id="Ink 1" o:spid="_x0000_s1026" type="#_x0000_t75" style="position:absolute;margin-left:-48.45pt;margin-top:8.6pt;width:2.1pt;height:.75pt;z-index:251659264;visibility:visible;mso-wrap-style:square;mso-wrap-distance-left:9pt;mso-wrap-distance-top:0;mso-wrap-distance-right:9pt;mso-wrap-distance-bottom:0;mso-position-horizontal:absolute;mso-position-horizontal-relative:text;mso-position-vertical:absolute;mso-position-vertical-relative:text" o:gfxdata="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">
+                <v:imagedata r:id="rId5" o:title=""/>
+              </v:shape>
+            </w:pict>
+          </mc:Fallback>
+        </mc:AlternateContent>
+      </w:r>
     </w:p>
     <w:p>
       <w:pPr>
@@ -920,103 +888,55 @@
           <w:rFonts w:ascii="Georgia" w:eastAsia="Georgia Pro" w:hAnsi="Georgia" w:cs="Georgia Pro"/>
           <w:color w:val="000000" w:themeColor="text1"/>
         </w:rPr>
-        <w:t xml:space="preserve">      </w:t>
-      </w:r>
-      <w:proofErr w:type="spellStart"/>
-      <w:r>
-        <w:rPr>
-          <w:rFonts w:ascii="Georgia" w:eastAsia="Georgia Pro" w:hAnsi="Georgia" w:cs="Georgia Pro"/>
-          <w:color w:val="000000" w:themeColor="text1"/>
-        </w:rPr>
-        <w:t>lineinfile</w:t>
-      </w:r>
-      <w:proofErr w:type="spellEnd"/>
-      <w:r>
-        <w:rPr>
-          <w:rFonts w:ascii="Georgia" w:eastAsia="Georgia Pro" w:hAnsi="Georgia" w:cs="Georgia Pro"/>
-          <w:color w:val="000000" w:themeColor="text1"/>
-        </w:rPr>
-        <w:t>:</w:t>
-      </w:r>
-    </w:p>
-    <w:p>
-      <w:pPr>
-        <w:pBdr>
-          <w:top w:val="single" w:sz="4" w:space="1" w:color="auto"/>
-          <w:left w:val="single" w:sz="4" w:space="1" w:color="auto"/>
-          <w:bottom w:val="single" w:sz="4" w:space="1" w:color="auto"/>
-          <w:right w:val="single" w:sz="4" w:space="1" w:color="auto"/>
-        </w:pBdr>
-        <w:shd w:val="clear" w:color="auto" w:fill="F2F2F2" w:themeFill="background1" w:themeFillShade="F2"/>
-        <w:spacing w:after="0" w:line="360" w:lineRule="auto"/>
-        <w:jc w:val="both"/>
-        <w:rPr>
-          <w:rFonts w:ascii="Georgia" w:eastAsia="Georgia Pro" w:hAnsi="Georgia" w:cs="Georgia Pro"/>
-          <w:color w:val="000000" w:themeColor="text1"/>
-        </w:rPr>
-      </w:pPr>
-      <w:r>
-        <w:rPr>
-          <w:rFonts w:ascii="Georgia" w:eastAsia="Georgia Pro" w:hAnsi="Georgia" w:cs="Georgia Pro"/>
-          <w:color w:val="000000" w:themeColor="text1"/>
-        </w:rPr>
-        <w:t xml:space="preserve">        path: /</w:t>
-      </w:r>
-      <w:proofErr w:type="spellStart"/>
-      <w:r>
-        <w:rPr>
-          <w:rFonts w:ascii="Georgia" w:eastAsia="Georgia Pro" w:hAnsi="Georgia" w:cs="Georgia Pro"/>
-          <w:color w:val="000000" w:themeColor="text1"/>
-        </w:rPr>
-        <w:t>etc</w:t>
-      </w:r>
-      <w:proofErr w:type="spellEnd"/>
-      <w:r>
-        <w:rPr>
-          <w:rFonts w:ascii="Georgia" w:eastAsia="Georgia Pro" w:hAnsi="Georgia" w:cs="Georgia Pro"/>
-          <w:color w:val="000000" w:themeColor="text1"/>
-        </w:rPr>
-        <w:t>/apache2/apache2.conf</w:t>
-      </w:r>
-    </w:p>
-    <w:p>
-      <w:pPr>
-        <w:pBdr>
-          <w:top w:val="single" w:sz="4" w:space="1" w:color="auto"/>
-          <w:left w:val="single" w:sz="4" w:space="1" w:color="auto"/>
-          <w:bottom w:val="single" w:sz="4" w:space="1" w:color="auto"/>
-          <w:right w:val="single" w:sz="4" w:space="1" w:color="auto"/>
-        </w:pBdr>
-        <w:shd w:val="clear" w:color="auto" w:fill="F2F2F2" w:themeFill="background1" w:themeFillShade="F2"/>
-        <w:spacing w:after="0" w:line="360" w:lineRule="auto"/>
-        <w:jc w:val="both"/>
-        <w:rPr>
-          <w:rFonts w:ascii="Georgia" w:eastAsia="Georgia Pro" w:hAnsi="Georgia" w:cs="Georgia Pro"/>
-          <w:color w:val="000000" w:themeColor="text1"/>
-        </w:rPr>
-      </w:pPr>
-      <w:r>
-        <w:rPr>
-          <w:rFonts w:ascii="Georgia" w:eastAsia="Georgia Pro" w:hAnsi="Georgia" w:cs="Georgia Pro"/>
-          <w:color w:val="000000" w:themeColor="text1"/>
-        </w:rPr>
-        <w:t xml:space="preserve">        </w:t>
-      </w:r>
-      <w:proofErr w:type="spellStart"/>
-      <w:r>
-        <w:rPr>
-          <w:rFonts w:ascii="Georgia" w:eastAsia="Georgia Pro" w:hAnsi="Georgia" w:cs="Georgia Pro"/>
-          <w:color w:val="000000" w:themeColor="text1"/>
-        </w:rPr>
-        <w:t>regexp</w:t>
-      </w:r>
-      <w:proofErr w:type="spellEnd"/>
-      <w:r>
-        <w:rPr>
-          <w:rFonts w:ascii="Georgia" w:eastAsia="Georgia Pro" w:hAnsi="Georgia" w:cs="Georgia Pro"/>
-          <w:color w:val="000000" w:themeColor="text1"/>
-        </w:rPr>
-        <w:t>: '^Timeout '</w:t>
+        <w:t xml:space="preserve">      lineinfile:</w:t>
+      </w:r>
+    </w:p>
+    <w:p>
+      <w:pPr>
+        <w:pBdr>
+          <w:top w:val="single" w:sz="4" w:space="1" w:color="auto"/>
+          <w:left w:val="single" w:sz="4" w:space="1" w:color="auto"/>
+          <w:bottom w:val="single" w:sz="4" w:space="1" w:color="auto"/>
+          <w:right w:val="single" w:sz="4" w:space="1" w:color="auto"/>
+        </w:pBdr>
+        <w:shd w:val="clear" w:color="auto" w:fill="F2F2F2" w:themeFill="background1" w:themeFillShade="F2"/>
+        <w:spacing w:after="0" w:line="360" w:lineRule="auto"/>
+        <w:jc w:val="both"/>
+        <w:rPr>
+          <w:rFonts w:ascii="Georgia" w:eastAsia="Georgia Pro" w:hAnsi="Georgia" w:cs="Georgia Pro"/>
+          <w:color w:val="000000" w:themeColor="text1"/>
+        </w:rPr>
+      </w:pPr>
+      <w:r>
+        <w:rPr>
+          <w:rFonts w:ascii="Georgia" w:eastAsia="Georgia Pro" w:hAnsi="Georgia" w:cs="Georgia Pro"/>
+          <w:color w:val="000000" w:themeColor="text1"/>
+        </w:rPr>
+        <w:t xml:space="preserve">        path: /etc/apache2/apache2.conf</w:t>
+      </w:r>
+    </w:p>
+    <w:p>
+      <w:pPr>
+        <w:pBdr>
+          <w:top w:val="single" w:sz="4" w:space="1" w:color="auto"/>
+          <w:left w:val="single" w:sz="4" w:space="1" w:color="auto"/>
+          <w:bottom w:val="single" w:sz="4" w:space="1" w:color="auto"/>
+          <w:right w:val="single" w:sz="4" w:space="1" w:color="auto"/>
+        </w:pBdr>
+        <w:shd w:val="clear" w:color="auto" w:fill="F2F2F2" w:themeFill="background1" w:themeFillShade="F2"/>
+        <w:spacing w:after="0" w:line="360" w:lineRule="auto"/>
+        <w:jc w:val="both"/>
+        <w:rPr>
+          <w:rFonts w:ascii="Georgia" w:eastAsia="Georgia Pro" w:hAnsi="Georgia" w:cs="Georgia Pro"/>
+          <w:color w:val="000000" w:themeColor="text1"/>
+        </w:rPr>
+      </w:pPr>
+      <w:r>
+        <w:rPr>
+          <w:rFonts w:ascii="Georgia" w:eastAsia="Georgia Pro" w:hAnsi="Georgia" w:cs="Georgia Pro"/>
+          <w:color w:val="000000" w:themeColor="text1"/>
+        </w:rPr>
+        <w:t xml:space="preserve">        regexp: '^Timeout '</w:t>
       </w:r>
     </w:p>
     <w:p>
@@ -1064,17 +984,8 @@
           <w:rFonts w:ascii="Georgia" w:eastAsia="Georgia Pro" w:hAnsi="Georgia" w:cs="Georgia Pro"/>
           <w:color w:val="000000" w:themeColor="text1"/>
         </w:rPr>
-        <w:t xml:space="preserve">      notify: restart </w:t>
-      </w:r>
-      <w:proofErr w:type="spellStart"/>
-      <w:r>
-        <w:rPr>
-          <w:rFonts w:ascii="Georgia" w:eastAsia="Georgia Pro" w:hAnsi="Georgia" w:cs="Georgia Pro"/>
-          <w:color w:val="000000" w:themeColor="text1"/>
-        </w:rPr>
-        <w:t>apache</w:t>
-      </w:r>
-      <w:proofErr w:type="spellEnd"/>
+        <w:t xml:space="preserve">      notify: restart apache</w:t>
+      </w:r>
     </w:p>
     <w:p>
       <w:pPr>
@@ -1138,17 +1049,8 @@
           <w:rFonts w:ascii="Georgia" w:eastAsia="Georgia Pro" w:hAnsi="Georgia" w:cs="Georgia Pro"/>
           <w:color w:val="000000" w:themeColor="text1"/>
         </w:rPr>
-        <w:t xml:space="preserve">    - name: restart </w:t>
-      </w:r>
-      <w:proofErr w:type="spellStart"/>
-      <w:r>
-        <w:rPr>
-          <w:rFonts w:ascii="Georgia" w:eastAsia="Georgia Pro" w:hAnsi="Georgia" w:cs="Georgia Pro"/>
-          <w:color w:val="000000" w:themeColor="text1"/>
-        </w:rPr>
-        <w:t>apache</w:t>
-      </w:r>
-      <w:proofErr w:type="spellEnd"/>
+        <w:t xml:space="preserve">    - name: restart apache</w:t>
+      </w:r>
     </w:p>
     <w:p>
       <w:pPr>
@@ -1243,17 +1145,8 @@
           <w:rFonts w:ascii="Georgia" w:eastAsia="Georgia Pro" w:hAnsi="Georgia" w:cs="Georgia Pro"/>
           <w:color w:val="000000" w:themeColor="text1"/>
         </w:rPr>
-        <w:t xml:space="preserve">    - name: reload </w:t>
-      </w:r>
-      <w:proofErr w:type="spellStart"/>
-      <w:r>
-        <w:rPr>
-          <w:rFonts w:ascii="Georgia" w:eastAsia="Georgia Pro" w:hAnsi="Georgia" w:cs="Georgia Pro"/>
-          <w:color w:val="000000" w:themeColor="text1"/>
-        </w:rPr>
-        <w:t>apache</w:t>
-      </w:r>
-      <w:proofErr w:type="spellEnd"/>
+        <w:t xml:space="preserve">    - name: reload apache</w:t>
+      </w:r>
     </w:p>
     <w:p>
       <w:pPr>
@@ -1369,39 +1262,7 @@
           <w:rFonts w:ascii="Georgia" w:eastAsia="Georgia Pro" w:hAnsi="Georgia" w:cs="Georgia Pro"/>
           <w:color w:val="000000" w:themeColor="text1"/>
         </w:rPr>
-        <w:t xml:space="preserve">ansible-playbook </w:t>
-      </w:r>
-      <w:proofErr w:type="spellStart"/>
-      <w:r>
-        <w:rPr>
-          <w:rFonts w:ascii="Georgia" w:eastAsia="Georgia Pro" w:hAnsi="Georgia" w:cs="Georgia Pro"/>
-          <w:color w:val="000000" w:themeColor="text1"/>
-        </w:rPr>
-        <w:t>apache</w:t>
-      </w:r>
-      <w:proofErr w:type="spellEnd"/>
-      <w:r>
-        <w:rPr>
-          <w:rFonts w:ascii="Georgia" w:eastAsia="Georgia Pro" w:hAnsi="Georgia" w:cs="Georgia Pro"/>
-          <w:color w:val="000000" w:themeColor="text1"/>
-        </w:rPr>
-        <w:t>-multi-</w:t>
-      </w:r>
-      <w:proofErr w:type="spellStart"/>
-      <w:r>
-        <w:rPr>
-          <w:rFonts w:ascii="Georgia" w:eastAsia="Georgia Pro" w:hAnsi="Georgia" w:cs="Georgia Pro"/>
-          <w:color w:val="000000" w:themeColor="text1"/>
-        </w:rPr>
-        <w:t>handler.yml</w:t>
-      </w:r>
-      <w:proofErr w:type="spellEnd"/>
-      <w:r>
-        <w:rPr>
-          <w:rFonts w:ascii="Georgia" w:eastAsia="Georgia Pro" w:hAnsi="Georgia" w:cs="Georgia Pro"/>
-          <w:color w:val="000000" w:themeColor="text1"/>
-        </w:rPr>
-        <w:t xml:space="preserve"> </w:t>
+        <w:t xml:space="preserve">ansible-playbook apache-multi-handler.yml </w:t>
       </w:r>
     </w:p>
     <w:sectPr>
@@ -2306,6 +2167,33 @@
 </w:styles>
 </file>
 
+<file path=word/ink/ink1.xml><?xml version="1.0" encoding="utf-8"?>
+<inkml:ink xmlns:inkml="http://www.w3.org/2003/InkML">
+  <inkml:definitions>
+    <inkml:context xml:id="ctx0">
+      <inkml:inkSource xml:id="inkSrc0">
+        <inkml:traceFormat>
+          <inkml:channel name="X" type="integer" min="-2.14748E9" max="2.14748E9" units="cm"/>
+          <inkml:channel name="Y" type="integer" min="-2.14748E9" max="2.14748E9" units="cm"/>
+          <inkml:channel name="F" type="integer" max="32767" units="dev"/>
+        </inkml:traceFormat>
+        <inkml:channelProperties>
+          <inkml:channelProperty channel="X" name="resolution" value="1000" units="1/cm"/>
+          <inkml:channelProperty channel="Y" name="resolution" value="1000" units="1/cm"/>
+          <inkml:channelProperty channel="F" name="resolution" value="0" units="1/dev"/>
+        </inkml:channelProperties>
+      </inkml:inkSource>
+      <inkml:timestamp xml:id="ts0" timeString="2026-08-30T06:02:31.488"/>
+    </inkml:context>
+    <inkml:brush xml:id="br0">
+      <inkml:brushProperty name="width" value="0.025" units="cm"/>
+      <inkml:brushProperty name="height" value="0.025" units="cm"/>
+    </inkml:brush>
+  </inkml:definitions>
+  <inkml:trace contextRef="#ctx0" brushRef="#br0">48 1 13771,'0'0'2072,"-47"0"-8033</inkml:trace>
+</inkml:ink>
+</file>
+
 <file path=word/theme/theme1.xml><?xml version="1.0" encoding="utf-8"?>
 <a:theme xmlns:a="http://schemas.openxmlformats.org/drawingml/2006/main" name="Office Theme">
   <a:themeElements>
